--- a/assets/worksheets/electromagnetic-spectrum/worksheet.docx
+++ b/assets/worksheets/electromagnetic-spectrum/worksheet.docx
@@ -110,7 +110,7 @@
             </w:pPr>
             <w:r>
               <w:rPr>
-                <w:rFonts w:ascii="Arial" w:hAnsi="Arial"/>
+                <w:rFonts w:ascii="Arial" w:hAnsi="Arial" w:cs="Arial" w:eastAsia="Arial"/>
                 <w:b/>
                 <w:color w:val="FFFFFF"/>
                 <w:sz w:val="20"/>
@@ -136,7 +136,7 @@
             </w:pPr>
             <w:r>
               <w:rPr>
-                <w:rFonts w:ascii="Arial" w:hAnsi="Arial"/>
+                <w:rFonts w:ascii="Arial" w:hAnsi="Arial" w:cs="Arial" w:eastAsia="Arial"/>
                 <w:b/>
                 <w:color w:val="FFFFFF"/>
                 <w:sz w:val="20"/>
@@ -167,7 +167,7 @@
             </w:pPr>
             <w:r>
               <w:rPr>
-                <w:rFonts w:ascii="Arial" w:hAnsi="Arial"/>
+                <w:rFonts w:ascii="Arial" w:hAnsi="Arial" w:cs="Arial" w:eastAsia="Arial"/>
                 <w:sz w:val="20"/>
               </w:rPr>
               <w:t>1</w:t>
@@ -190,7 +190,7 @@
             </w:pPr>
             <w:r>
               <w:rPr>
-                <w:rFonts w:ascii="Arial" w:hAnsi="Arial"/>
+                <w:rFonts w:ascii="Arial" w:hAnsi="Arial" w:cs="Arial" w:eastAsia="Arial"/>
                 <w:sz w:val="20"/>
               </w:rPr>
             </w:r>
@@ -218,7 +218,7 @@
             </w:pPr>
             <w:r>
               <w:rPr>
-                <w:rFonts w:ascii="Arial" w:hAnsi="Arial"/>
+                <w:rFonts w:ascii="Arial" w:hAnsi="Arial" w:cs="Arial" w:eastAsia="Arial"/>
                 <w:sz w:val="20"/>
               </w:rPr>
               <w:t>2</w:t>
@@ -241,7 +241,7 @@
             </w:pPr>
             <w:r>
               <w:rPr>
-                <w:rFonts w:ascii="Arial" w:hAnsi="Arial"/>
+                <w:rFonts w:ascii="Arial" w:hAnsi="Arial" w:cs="Arial" w:eastAsia="Arial"/>
                 <w:sz w:val="20"/>
               </w:rPr>
             </w:r>
@@ -269,7 +269,7 @@
             </w:pPr>
             <w:r>
               <w:rPr>
-                <w:rFonts w:ascii="Arial" w:hAnsi="Arial"/>
+                <w:rFonts w:ascii="Arial" w:hAnsi="Arial" w:cs="Arial" w:eastAsia="Arial"/>
                 <w:sz w:val="20"/>
               </w:rPr>
               <w:t>3</w:t>
@@ -292,7 +292,7 @@
             </w:pPr>
             <w:r>
               <w:rPr>
-                <w:rFonts w:ascii="Arial" w:hAnsi="Arial"/>
+                <w:rFonts w:ascii="Arial" w:hAnsi="Arial" w:cs="Arial" w:eastAsia="Arial"/>
                 <w:sz w:val="20"/>
               </w:rPr>
             </w:r>
@@ -320,7 +320,7 @@
             </w:pPr>
             <w:r>
               <w:rPr>
-                <w:rFonts w:ascii="Arial" w:hAnsi="Arial"/>
+                <w:rFonts w:ascii="Arial" w:hAnsi="Arial" w:cs="Arial" w:eastAsia="Arial"/>
                 <w:sz w:val="20"/>
               </w:rPr>
               <w:t>4</w:t>
@@ -343,7 +343,7 @@
             </w:pPr>
             <w:r>
               <w:rPr>
-                <w:rFonts w:ascii="Arial" w:hAnsi="Arial"/>
+                <w:rFonts w:ascii="Arial" w:hAnsi="Arial" w:cs="Arial" w:eastAsia="Arial"/>
                 <w:sz w:val="20"/>
               </w:rPr>
             </w:r>
@@ -371,7 +371,7 @@
             </w:pPr>
             <w:r>
               <w:rPr>
-                <w:rFonts w:ascii="Arial" w:hAnsi="Arial"/>
+                <w:rFonts w:ascii="Arial" w:hAnsi="Arial" w:cs="Arial" w:eastAsia="Arial"/>
                 <w:sz w:val="20"/>
               </w:rPr>
               <w:t>5</w:t>
@@ -394,7 +394,7 @@
             </w:pPr>
             <w:r>
               <w:rPr>
-                <w:rFonts w:ascii="Arial" w:hAnsi="Arial"/>
+                <w:rFonts w:ascii="Arial" w:hAnsi="Arial" w:cs="Arial" w:eastAsia="Arial"/>
                 <w:sz w:val="20"/>
               </w:rPr>
             </w:r>
@@ -422,7 +422,7 @@
             </w:pPr>
             <w:r>
               <w:rPr>
-                <w:rFonts w:ascii="Arial" w:hAnsi="Arial"/>
+                <w:rFonts w:ascii="Arial" w:hAnsi="Arial" w:cs="Arial" w:eastAsia="Arial"/>
                 <w:sz w:val="20"/>
               </w:rPr>
               <w:t>6</w:t>
@@ -445,7 +445,7 @@
             </w:pPr>
             <w:r>
               <w:rPr>
-                <w:rFonts w:ascii="Arial" w:hAnsi="Arial"/>
+                <w:rFonts w:ascii="Arial" w:hAnsi="Arial" w:cs="Arial" w:eastAsia="Arial"/>
                 <w:sz w:val="20"/>
               </w:rPr>
             </w:r>
@@ -473,7 +473,7 @@
             </w:pPr>
             <w:r>
               <w:rPr>
-                <w:rFonts w:ascii="Arial" w:hAnsi="Arial"/>
+                <w:rFonts w:ascii="Arial" w:hAnsi="Arial" w:cs="Arial" w:eastAsia="Arial"/>
                 <w:sz w:val="20"/>
               </w:rPr>
               <w:t>7</w:t>
@@ -496,7 +496,7 @@
             </w:pPr>
             <w:r>
               <w:rPr>
-                <w:rFonts w:ascii="Arial" w:hAnsi="Arial"/>
+                <w:rFonts w:ascii="Arial" w:hAnsi="Arial" w:cs="Arial" w:eastAsia="Arial"/>
                 <w:sz w:val="20"/>
               </w:rPr>
             </w:r>
@@ -788,7 +788,7 @@
   <w:docDefaults>
     <w:rPrDefault>
       <w:rPr>
-        <w:rFonts w:asciiTheme="minorHAnsi" w:eastAsiaTheme="minorEastAsia" w:hAnsiTheme="minorHAnsi" w:cstheme="minorBidi"/>
+        <w:rFonts w:ascii="Arial" w:hAnsi="Arial" w:cs="Arial" w:eastAsia="Arial"/>
         <w:sz w:val="22"/>
         <w:szCs w:val="22"/>
         <w:lang w:val="en-US" w:eastAsia="en-US" w:bidi="ar-SA"/>
@@ -947,7 +947,7 @@
       <w:spacing w:after="120" w:line="264" w:lineRule="auto"/>
     </w:pPr>
     <w:rPr>
-      <w:rFonts w:ascii="Arial" w:hAnsi="Arial"/>
+      <w:rFonts w:ascii="Arial" w:hAnsi="Arial" w:cs="Arial" w:eastAsia="Arial"/>
       <w:b w:val="0"/>
       <w:color w:val="000000"/>
       <w:sz w:val="22"/>
@@ -964,7 +964,7 @@
       <w:spacing w:after="120" w:line="264" w:lineRule="auto"/>
     </w:pPr>
     <w:rPr>
-      <w:rFonts w:ascii="Arial" w:hAnsi="Arial"/>
+      <w:rFonts w:ascii="Arial" w:hAnsi="Arial" w:cs="Arial" w:eastAsia="Arial"/>
       <w:b w:val="0"/>
       <w:color w:val="000000"/>
       <w:sz w:val="18"/>
@@ -988,7 +988,7 @@
       <w:spacing w:after="120" w:line="264" w:lineRule="auto"/>
     </w:pPr>
     <w:rPr>
-      <w:rFonts w:ascii="Arial" w:hAnsi="Arial"/>
+      <w:rFonts w:ascii="Arial" w:hAnsi="Arial" w:cs="Arial" w:eastAsia="Arial"/>
       <w:b w:val="0"/>
       <w:color w:val="000000"/>
       <w:sz w:val="18"/>
@@ -1016,7 +1016,7 @@
       <w:outlineLvl w:val="0"/>
     </w:pPr>
     <w:rPr>
-      <w:rFonts w:asciiTheme="majorHAnsi" w:eastAsiaTheme="majorEastAsia" w:hAnsiTheme="majorHAnsi" w:cstheme="majorBidi" w:ascii="Arial" w:hAnsi="Arial"/>
+      <w:rFonts w:ascii="Arial" w:hAnsi="Arial" w:cs="Arial" w:eastAsia="Arial"/>
       <w:b/>
       <w:bCs/>
       <w:color w:val="000000"/>
@@ -1040,7 +1040,7 @@
       <w:outlineLvl w:val="1"/>
     </w:pPr>
     <w:rPr>
-      <w:rFonts w:asciiTheme="majorHAnsi" w:eastAsiaTheme="majorEastAsia" w:hAnsiTheme="majorHAnsi" w:cstheme="majorBidi" w:ascii="Arial" w:hAnsi="Arial"/>
+      <w:rFonts w:ascii="Arial" w:hAnsi="Arial" w:cs="Arial" w:eastAsia="Arial"/>
       <w:b/>
       <w:bCs/>
       <w:color w:val="000000"/>
@@ -1064,7 +1064,7 @@
       <w:outlineLvl w:val="2"/>
     </w:pPr>
     <w:rPr>
-      <w:rFonts w:asciiTheme="majorHAnsi" w:eastAsiaTheme="majorEastAsia" w:hAnsiTheme="majorHAnsi" w:cstheme="majorBidi"/>
+      <w:rFonts w:ascii="Arial" w:hAnsi="Arial" w:cs="Arial" w:eastAsia="Arial"/>
       <w:b/>
       <w:bCs/>
       <w:color w:val="4F81BD" w:themeColor="accent1"/>
@@ -1087,7 +1087,7 @@
       <w:outlineLvl w:val="3"/>
     </w:pPr>
     <w:rPr>
-      <w:rFonts w:asciiTheme="majorHAnsi" w:eastAsiaTheme="majorEastAsia" w:hAnsiTheme="majorHAnsi" w:cstheme="majorBidi"/>
+      <w:rFonts w:ascii="Arial" w:hAnsi="Arial" w:cs="Arial" w:eastAsia="Arial"/>
       <w:b/>
       <w:bCs/>
       <w:i/>
@@ -1112,7 +1112,7 @@
       <w:outlineLvl w:val="4"/>
     </w:pPr>
     <w:rPr>
-      <w:rFonts w:asciiTheme="majorHAnsi" w:eastAsiaTheme="majorEastAsia" w:hAnsiTheme="majorHAnsi" w:cstheme="majorBidi"/>
+      <w:rFonts w:ascii="Arial" w:hAnsi="Arial" w:cs="Arial" w:eastAsia="Arial"/>
       <w:color w:val="243F60" w:themeColor="accent1" w:themeShade="7F"/>
     </w:rPr>
   </w:style>
@@ -1133,7 +1133,7 @@
       <w:outlineLvl w:val="5"/>
     </w:pPr>
     <w:rPr>
-      <w:rFonts w:asciiTheme="majorHAnsi" w:eastAsiaTheme="majorEastAsia" w:hAnsiTheme="majorHAnsi" w:cstheme="majorBidi"/>
+      <w:rFonts w:ascii="Arial" w:hAnsi="Arial" w:cs="Arial" w:eastAsia="Arial"/>
       <w:i/>
       <w:iCs/>
       <w:color w:val="243F60" w:themeColor="accent1" w:themeShade="7F"/>
@@ -1156,7 +1156,7 @@
       <w:outlineLvl w:val="6"/>
     </w:pPr>
     <w:rPr>
-      <w:rFonts w:asciiTheme="majorHAnsi" w:eastAsiaTheme="majorEastAsia" w:hAnsiTheme="majorHAnsi" w:cstheme="majorBidi"/>
+      <w:rFonts w:ascii="Arial" w:hAnsi="Arial" w:cs="Arial" w:eastAsia="Arial"/>
       <w:i/>
       <w:iCs/>
       <w:color w:val="404040" w:themeColor="text1" w:themeTint="BF"/>
@@ -1179,7 +1179,7 @@
       <w:outlineLvl w:val="7"/>
     </w:pPr>
     <w:rPr>
-      <w:rFonts w:asciiTheme="majorHAnsi" w:eastAsiaTheme="majorEastAsia" w:hAnsiTheme="majorHAnsi" w:cstheme="majorBidi"/>
+      <w:rFonts w:ascii="Arial" w:hAnsi="Arial" w:cs="Arial" w:eastAsia="Arial"/>
       <w:color w:val="4F81BD" w:themeColor="accent1"/>
       <w:sz w:val="20"/>
       <w:szCs w:val="20"/>
@@ -1202,7 +1202,7 @@
       <w:outlineLvl w:val="8"/>
     </w:pPr>
     <w:rPr>
-      <w:rFonts w:asciiTheme="majorHAnsi" w:eastAsiaTheme="majorEastAsia" w:hAnsiTheme="majorHAnsi" w:cstheme="majorBidi"/>
+      <w:rFonts w:ascii="Arial" w:hAnsi="Arial" w:cs="Arial" w:eastAsia="Arial"/>
       <w:i/>
       <w:iCs/>
       <w:color w:val="404040" w:themeColor="text1" w:themeTint="BF"/>
@@ -1253,7 +1253,7 @@
     <w:uiPriority w:val="9"/>
     <w:rsid w:val="00FC693F"/>
     <w:rPr>
-      <w:rFonts w:asciiTheme="majorHAnsi" w:eastAsiaTheme="majorEastAsia" w:hAnsiTheme="majorHAnsi" w:cstheme="majorBidi"/>
+      <w:rFonts w:ascii="Arial" w:hAnsi="Arial" w:cs="Arial" w:eastAsia="Arial"/>
       <w:b/>
       <w:bCs/>
       <w:color w:val="365F91" w:themeColor="accent1" w:themeShade="BF"/>
@@ -1268,7 +1268,7 @@
     <w:uiPriority w:val="9"/>
     <w:rsid w:val="00FC693F"/>
     <w:rPr>
-      <w:rFonts w:asciiTheme="majorHAnsi" w:eastAsiaTheme="majorEastAsia" w:hAnsiTheme="majorHAnsi" w:cstheme="majorBidi"/>
+      <w:rFonts w:ascii="Arial" w:hAnsi="Arial" w:cs="Arial" w:eastAsia="Arial"/>
       <w:b/>
       <w:bCs/>
       <w:color w:val="4F81BD" w:themeColor="accent1"/>
@@ -1283,7 +1283,7 @@
     <w:uiPriority w:val="9"/>
     <w:rsid w:val="00FC693F"/>
     <w:rPr>
-      <w:rFonts w:asciiTheme="majorHAnsi" w:eastAsiaTheme="majorEastAsia" w:hAnsiTheme="majorHAnsi" w:cstheme="majorBidi"/>
+      <w:rFonts w:ascii="Arial" w:hAnsi="Arial" w:cs="Arial" w:eastAsia="Arial"/>
       <w:b/>
       <w:bCs/>
       <w:color w:val="4F81BD" w:themeColor="accent1"/>
@@ -1302,7 +1302,7 @@
       <w:contextualSpacing/>
     </w:pPr>
     <w:rPr>
-      <w:rFonts w:asciiTheme="majorHAnsi" w:eastAsiaTheme="majorEastAsia" w:hAnsiTheme="majorHAnsi" w:cstheme="majorBidi" w:ascii="Arial" w:hAnsi="Arial"/>
+      <w:rFonts w:ascii="Arial" w:hAnsi="Arial" w:cs="Arial" w:eastAsia="Arial"/>
       <w:b/>
       <w:color w:val="000000"/>
       <w:spacing w:val="5"/>
@@ -1318,7 +1318,7 @@
     <w:uiPriority w:val="10"/>
     <w:rsid w:val="00FC693F"/>
     <w:rPr>
-      <w:rFonts w:asciiTheme="majorHAnsi" w:eastAsiaTheme="majorEastAsia" w:hAnsiTheme="majorHAnsi" w:cstheme="majorBidi"/>
+      <w:rFonts w:ascii="Arial" w:hAnsi="Arial" w:cs="Arial" w:eastAsia="Arial"/>
       <w:color w:val="17365D" w:themeColor="text2" w:themeShade="BF"/>
       <w:spacing w:val="5"/>
       <w:kern w:val="28"/>
@@ -1341,7 +1341,7 @@
       <w:spacing w:after="120" w:line="264" w:lineRule="auto"/>
     </w:pPr>
     <w:rPr>
-      <w:rFonts w:asciiTheme="majorHAnsi" w:eastAsiaTheme="majorEastAsia" w:hAnsiTheme="majorHAnsi" w:cstheme="majorBidi" w:ascii="Arial" w:hAnsi="Arial"/>
+      <w:rFonts w:ascii="Arial" w:hAnsi="Arial" w:cs="Arial" w:eastAsia="Arial"/>
       <w:b w:val="0"/>
       <w:i/>
       <w:iCs/>
@@ -1358,7 +1358,7 @@
     <w:uiPriority w:val="11"/>
     <w:rsid w:val="00FC693F"/>
     <w:rPr>
-      <w:rFonts w:asciiTheme="majorHAnsi" w:eastAsiaTheme="majorEastAsia" w:hAnsiTheme="majorHAnsi" w:cstheme="majorBidi"/>
+      <w:rFonts w:ascii="Arial" w:hAnsi="Arial" w:cs="Arial" w:eastAsia="Arial"/>
       <w:i/>
       <w:iCs/>
       <w:color w:val="4F81BD" w:themeColor="accent1"/>
@@ -1487,7 +1487,7 @@
       <w:contextualSpacing/>
     </w:pPr>
     <w:rPr>
-      <w:rFonts w:ascii="Arial" w:hAnsi="Arial"/>
+      <w:rFonts w:ascii="Arial" w:hAnsi="Arial" w:cs="Arial" w:eastAsia="Arial"/>
       <w:b w:val="0"/>
       <w:color w:val="000000"/>
       <w:sz w:val="22"/>
@@ -1533,7 +1533,7 @@
       <w:contextualSpacing/>
     </w:pPr>
     <w:rPr>
-      <w:rFonts w:ascii="Arial" w:hAnsi="Arial"/>
+      <w:rFonts w:ascii="Arial" w:hAnsi="Arial" w:cs="Arial" w:eastAsia="Arial"/>
       <w:b w:val="0"/>
       <w:color w:val="000000"/>
       <w:sz w:val="22"/>
@@ -1619,7 +1619,7 @@
       </w:tabs>
     </w:pPr>
     <w:rPr>
-      <w:rFonts w:ascii="Courier" w:hAnsi="Courier"/>
+      <w:rFonts w:ascii="Arial" w:hAnsi="Arial" w:cs="Arial" w:eastAsia="Arial"/>
       <w:sz w:val="20"/>
       <w:szCs w:val="20"/>
     </w:rPr>
@@ -1631,7 +1631,7 @@
     <w:uiPriority w:val="99"/>
     <w:rsid w:val="0029639D"/>
     <w:rPr>
-      <w:rFonts w:ascii="Courier" w:hAnsi="Courier"/>
+      <w:rFonts w:ascii="Arial" w:hAnsi="Arial" w:cs="Arial" w:eastAsia="Arial"/>
       <w:sz w:val="20"/>
       <w:szCs w:val="20"/>
     </w:rPr>
@@ -1670,7 +1670,7 @@
     <w:semiHidden/>
     <w:rsid w:val="00FC693F"/>
     <w:rPr>
-      <w:rFonts w:asciiTheme="majorHAnsi" w:eastAsiaTheme="majorEastAsia" w:hAnsiTheme="majorHAnsi" w:cstheme="majorBidi"/>
+      <w:rFonts w:ascii="Arial" w:hAnsi="Arial" w:cs="Arial" w:eastAsia="Arial"/>
       <w:b/>
       <w:bCs/>
       <w:i/>
@@ -1686,7 +1686,7 @@
     <w:semiHidden/>
     <w:rsid w:val="00FC693F"/>
     <w:rPr>
-      <w:rFonts w:asciiTheme="majorHAnsi" w:eastAsiaTheme="majorEastAsia" w:hAnsiTheme="majorHAnsi" w:cstheme="majorBidi"/>
+      <w:rFonts w:ascii="Arial" w:hAnsi="Arial" w:cs="Arial" w:eastAsia="Arial"/>
       <w:color w:val="243F60" w:themeColor="accent1" w:themeShade="7F"/>
     </w:rPr>
   </w:style>
@@ -1698,7 +1698,7 @@
     <w:semiHidden/>
     <w:rsid w:val="00FC693F"/>
     <w:rPr>
-      <w:rFonts w:asciiTheme="majorHAnsi" w:eastAsiaTheme="majorEastAsia" w:hAnsiTheme="majorHAnsi" w:cstheme="majorBidi"/>
+      <w:rFonts w:ascii="Arial" w:hAnsi="Arial" w:cs="Arial" w:eastAsia="Arial"/>
       <w:i/>
       <w:iCs/>
       <w:color w:val="243F60" w:themeColor="accent1" w:themeShade="7F"/>
@@ -1712,7 +1712,7 @@
     <w:semiHidden/>
     <w:rsid w:val="00FC693F"/>
     <w:rPr>
-      <w:rFonts w:asciiTheme="majorHAnsi" w:eastAsiaTheme="majorEastAsia" w:hAnsiTheme="majorHAnsi" w:cstheme="majorBidi"/>
+      <w:rFonts w:ascii="Arial" w:hAnsi="Arial" w:cs="Arial" w:eastAsia="Arial"/>
       <w:i/>
       <w:iCs/>
       <w:color w:val="404040" w:themeColor="text1" w:themeTint="BF"/>
@@ -1726,7 +1726,7 @@
     <w:semiHidden/>
     <w:rsid w:val="00FC693F"/>
     <w:rPr>
-      <w:rFonts w:asciiTheme="majorHAnsi" w:eastAsiaTheme="majorEastAsia" w:hAnsiTheme="majorHAnsi" w:cstheme="majorBidi"/>
+      <w:rFonts w:ascii="Arial" w:hAnsi="Arial" w:cs="Arial" w:eastAsia="Arial"/>
       <w:color w:val="4F81BD" w:themeColor="accent1"/>
       <w:sz w:val="20"/>
       <w:szCs w:val="20"/>
@@ -1740,7 +1740,7 @@
     <w:semiHidden/>
     <w:rsid w:val="00FC693F"/>
     <w:rPr>
-      <w:rFonts w:asciiTheme="majorHAnsi" w:eastAsiaTheme="majorEastAsia" w:hAnsiTheme="majorHAnsi" w:cstheme="majorBidi"/>
+      <w:rFonts w:ascii="Arial" w:hAnsi="Arial" w:cs="Arial" w:eastAsia="Arial"/>
       <w:i/>
       <w:iCs/>
       <w:color w:val="404040" w:themeColor="text1" w:themeTint="BF"/>
@@ -3326,7 +3326,7 @@
         <w:spacing w:before="0" w:after="0" w:line="240" w:lineRule="auto"/>
       </w:pPr>
       <w:rPr>
-        <w:rFonts w:asciiTheme="majorHAnsi" w:eastAsiaTheme="majorEastAsia" w:hAnsiTheme="majorHAnsi" w:cstheme="majorBidi"/>
+        <w:rFonts w:ascii="Arial" w:hAnsi="Arial" w:cs="Arial" w:eastAsia="Arial"/>
         <w:b/>
         <w:bCs/>
       </w:rPr>
@@ -3347,7 +3347,7 @@
         <w:spacing w:before="0" w:after="0" w:line="240" w:lineRule="auto"/>
       </w:pPr>
       <w:rPr>
-        <w:rFonts w:asciiTheme="majorHAnsi" w:eastAsiaTheme="majorEastAsia" w:hAnsiTheme="majorHAnsi" w:cstheme="majorBidi"/>
+        <w:rFonts w:ascii="Arial" w:hAnsi="Arial" w:cs="Arial" w:eastAsia="Arial"/>
         <w:b/>
         <w:bCs/>
       </w:rPr>
@@ -3365,14 +3365,14 @@
     </w:tblStylePr>
     <w:tblStylePr w:type="firstCol">
       <w:rPr>
-        <w:rFonts w:asciiTheme="majorHAnsi" w:eastAsiaTheme="majorEastAsia" w:hAnsiTheme="majorHAnsi" w:cstheme="majorBidi"/>
+        <w:rFonts w:ascii="Arial" w:hAnsi="Arial" w:cs="Arial" w:eastAsia="Arial"/>
         <w:b/>
         <w:bCs/>
       </w:rPr>
     </w:tblStylePr>
     <w:tblStylePr w:type="lastCol">
       <w:rPr>
-        <w:rFonts w:asciiTheme="majorHAnsi" w:eastAsiaTheme="majorEastAsia" w:hAnsiTheme="majorHAnsi" w:cstheme="majorBidi"/>
+        <w:rFonts w:ascii="Arial" w:hAnsi="Arial" w:cs="Arial" w:eastAsia="Arial"/>
         <w:b/>
         <w:bCs/>
       </w:rPr>
@@ -3456,7 +3456,7 @@
         <w:spacing w:before="0" w:after="0" w:line="240" w:lineRule="auto"/>
       </w:pPr>
       <w:rPr>
-        <w:rFonts w:asciiTheme="majorHAnsi" w:eastAsiaTheme="majorEastAsia" w:hAnsiTheme="majorHAnsi" w:cstheme="majorBidi"/>
+        <w:rFonts w:ascii="Arial" w:hAnsi="Arial" w:cs="Arial" w:eastAsia="Arial"/>
         <w:b/>
         <w:bCs/>
       </w:rPr>
@@ -3477,7 +3477,7 @@
         <w:spacing w:before="0" w:after="0" w:line="240" w:lineRule="auto"/>
       </w:pPr>
       <w:rPr>
-        <w:rFonts w:asciiTheme="majorHAnsi" w:eastAsiaTheme="majorEastAsia" w:hAnsiTheme="majorHAnsi" w:cstheme="majorBidi"/>
+        <w:rFonts w:ascii="Arial" w:hAnsi="Arial" w:cs="Arial" w:eastAsia="Arial"/>
         <w:b/>
         <w:bCs/>
       </w:rPr>
@@ -3495,14 +3495,14 @@
     </w:tblStylePr>
     <w:tblStylePr w:type="firstCol">
       <w:rPr>
-        <w:rFonts w:asciiTheme="majorHAnsi" w:eastAsiaTheme="majorEastAsia" w:hAnsiTheme="majorHAnsi" w:cstheme="majorBidi"/>
+        <w:rFonts w:ascii="Arial" w:hAnsi="Arial" w:cs="Arial" w:eastAsia="Arial"/>
         <w:b/>
         <w:bCs/>
       </w:rPr>
     </w:tblStylePr>
     <w:tblStylePr w:type="lastCol">
       <w:rPr>
-        <w:rFonts w:asciiTheme="majorHAnsi" w:eastAsiaTheme="majorEastAsia" w:hAnsiTheme="majorHAnsi" w:cstheme="majorBidi"/>
+        <w:rFonts w:ascii="Arial" w:hAnsi="Arial" w:cs="Arial" w:eastAsia="Arial"/>
         <w:b/>
         <w:bCs/>
       </w:rPr>
@@ -3586,7 +3586,7 @@
         <w:spacing w:before="0" w:after="0" w:line="240" w:lineRule="auto"/>
       </w:pPr>
       <w:rPr>
-        <w:rFonts w:asciiTheme="majorHAnsi" w:eastAsiaTheme="majorEastAsia" w:hAnsiTheme="majorHAnsi" w:cstheme="majorBidi"/>
+        <w:rFonts w:ascii="Arial" w:hAnsi="Arial" w:cs="Arial" w:eastAsia="Arial"/>
         <w:b/>
         <w:bCs/>
       </w:rPr>
@@ -3607,7 +3607,7 @@
         <w:spacing w:before="0" w:after="0" w:line="240" w:lineRule="auto"/>
       </w:pPr>
       <w:rPr>
-        <w:rFonts w:asciiTheme="majorHAnsi" w:eastAsiaTheme="majorEastAsia" w:hAnsiTheme="majorHAnsi" w:cstheme="majorBidi"/>
+        <w:rFonts w:ascii="Arial" w:hAnsi="Arial" w:cs="Arial" w:eastAsia="Arial"/>
         <w:b/>
         <w:bCs/>
       </w:rPr>
@@ -3625,14 +3625,14 @@
     </w:tblStylePr>
     <w:tblStylePr w:type="firstCol">
       <w:rPr>
-        <w:rFonts w:asciiTheme="majorHAnsi" w:eastAsiaTheme="majorEastAsia" w:hAnsiTheme="majorHAnsi" w:cstheme="majorBidi"/>
+        <w:rFonts w:ascii="Arial" w:hAnsi="Arial" w:cs="Arial" w:eastAsia="Arial"/>
         <w:b/>
         <w:bCs/>
       </w:rPr>
     </w:tblStylePr>
     <w:tblStylePr w:type="lastCol">
       <w:rPr>
-        <w:rFonts w:asciiTheme="majorHAnsi" w:eastAsiaTheme="majorEastAsia" w:hAnsiTheme="majorHAnsi" w:cstheme="majorBidi"/>
+        <w:rFonts w:ascii="Arial" w:hAnsi="Arial" w:cs="Arial" w:eastAsia="Arial"/>
         <w:b/>
         <w:bCs/>
       </w:rPr>
@@ -3716,7 +3716,7 @@
         <w:spacing w:before="0" w:after="0" w:line="240" w:lineRule="auto"/>
       </w:pPr>
       <w:rPr>
-        <w:rFonts w:asciiTheme="majorHAnsi" w:eastAsiaTheme="majorEastAsia" w:hAnsiTheme="majorHAnsi" w:cstheme="majorBidi"/>
+        <w:rFonts w:ascii="Arial" w:hAnsi="Arial" w:cs="Arial" w:eastAsia="Arial"/>
         <w:b/>
         <w:bCs/>
       </w:rPr>
@@ -3737,7 +3737,7 @@
         <w:spacing w:before="0" w:after="0" w:line="240" w:lineRule="auto"/>
       </w:pPr>
       <w:rPr>
-        <w:rFonts w:asciiTheme="majorHAnsi" w:eastAsiaTheme="majorEastAsia" w:hAnsiTheme="majorHAnsi" w:cstheme="majorBidi"/>
+        <w:rFonts w:ascii="Arial" w:hAnsi="Arial" w:cs="Arial" w:eastAsia="Arial"/>
         <w:b/>
         <w:bCs/>
       </w:rPr>
@@ -3755,14 +3755,14 @@
     </w:tblStylePr>
     <w:tblStylePr w:type="firstCol">
       <w:rPr>
-        <w:rFonts w:asciiTheme="majorHAnsi" w:eastAsiaTheme="majorEastAsia" w:hAnsiTheme="majorHAnsi" w:cstheme="majorBidi"/>
+        <w:rFonts w:ascii="Arial" w:hAnsi="Arial" w:cs="Arial" w:eastAsia="Arial"/>
         <w:b/>
         <w:bCs/>
       </w:rPr>
     </w:tblStylePr>
     <w:tblStylePr w:type="lastCol">
       <w:rPr>
-        <w:rFonts w:asciiTheme="majorHAnsi" w:eastAsiaTheme="majorEastAsia" w:hAnsiTheme="majorHAnsi" w:cstheme="majorBidi"/>
+        <w:rFonts w:ascii="Arial" w:hAnsi="Arial" w:cs="Arial" w:eastAsia="Arial"/>
         <w:b/>
         <w:bCs/>
       </w:rPr>
@@ -3846,7 +3846,7 @@
         <w:spacing w:before="0" w:after="0" w:line="240" w:lineRule="auto"/>
       </w:pPr>
       <w:rPr>
-        <w:rFonts w:asciiTheme="majorHAnsi" w:eastAsiaTheme="majorEastAsia" w:hAnsiTheme="majorHAnsi" w:cstheme="majorBidi"/>
+        <w:rFonts w:ascii="Arial" w:hAnsi="Arial" w:cs="Arial" w:eastAsia="Arial"/>
         <w:b/>
         <w:bCs/>
       </w:rPr>
@@ -3867,7 +3867,7 @@
         <w:spacing w:before="0" w:after="0" w:line="240" w:lineRule="auto"/>
       </w:pPr>
       <w:rPr>
-        <w:rFonts w:asciiTheme="majorHAnsi" w:eastAsiaTheme="majorEastAsia" w:hAnsiTheme="majorHAnsi" w:cstheme="majorBidi"/>
+        <w:rFonts w:ascii="Arial" w:hAnsi="Arial" w:cs="Arial" w:eastAsia="Arial"/>
         <w:b/>
         <w:bCs/>
       </w:rPr>
@@ -3885,14 +3885,14 @@
     </w:tblStylePr>
     <w:tblStylePr w:type="firstCol">
       <w:rPr>
-        <w:rFonts w:asciiTheme="majorHAnsi" w:eastAsiaTheme="majorEastAsia" w:hAnsiTheme="majorHAnsi" w:cstheme="majorBidi"/>
+        <w:rFonts w:ascii="Arial" w:hAnsi="Arial" w:cs="Arial" w:eastAsia="Arial"/>
         <w:b/>
         <w:bCs/>
       </w:rPr>
     </w:tblStylePr>
     <w:tblStylePr w:type="lastCol">
       <w:rPr>
-        <w:rFonts w:asciiTheme="majorHAnsi" w:eastAsiaTheme="majorEastAsia" w:hAnsiTheme="majorHAnsi" w:cstheme="majorBidi"/>
+        <w:rFonts w:ascii="Arial" w:hAnsi="Arial" w:cs="Arial" w:eastAsia="Arial"/>
         <w:b/>
         <w:bCs/>
       </w:rPr>
@@ -3976,7 +3976,7 @@
         <w:spacing w:before="0" w:after="0" w:line="240" w:lineRule="auto"/>
       </w:pPr>
       <w:rPr>
-        <w:rFonts w:asciiTheme="majorHAnsi" w:eastAsiaTheme="majorEastAsia" w:hAnsiTheme="majorHAnsi" w:cstheme="majorBidi"/>
+        <w:rFonts w:ascii="Arial" w:hAnsi="Arial" w:cs="Arial" w:eastAsia="Arial"/>
         <w:b/>
         <w:bCs/>
       </w:rPr>
@@ -3997,7 +3997,7 @@
         <w:spacing w:before="0" w:after="0" w:line="240" w:lineRule="auto"/>
       </w:pPr>
       <w:rPr>
-        <w:rFonts w:asciiTheme="majorHAnsi" w:eastAsiaTheme="majorEastAsia" w:hAnsiTheme="majorHAnsi" w:cstheme="majorBidi"/>
+        <w:rFonts w:ascii="Arial" w:hAnsi="Arial" w:cs="Arial" w:eastAsia="Arial"/>
         <w:b/>
         <w:bCs/>
       </w:rPr>
@@ -4015,14 +4015,14 @@
     </w:tblStylePr>
     <w:tblStylePr w:type="firstCol">
       <w:rPr>
-        <w:rFonts w:asciiTheme="majorHAnsi" w:eastAsiaTheme="majorEastAsia" w:hAnsiTheme="majorHAnsi" w:cstheme="majorBidi"/>
+        <w:rFonts w:ascii="Arial" w:hAnsi="Arial" w:cs="Arial" w:eastAsia="Arial"/>
         <w:b/>
         <w:bCs/>
       </w:rPr>
     </w:tblStylePr>
     <w:tblStylePr w:type="lastCol">
       <w:rPr>
-        <w:rFonts w:asciiTheme="majorHAnsi" w:eastAsiaTheme="majorEastAsia" w:hAnsiTheme="majorHAnsi" w:cstheme="majorBidi"/>
+        <w:rFonts w:ascii="Arial" w:hAnsi="Arial" w:cs="Arial" w:eastAsia="Arial"/>
         <w:b/>
         <w:bCs/>
       </w:rPr>
@@ -4106,7 +4106,7 @@
         <w:spacing w:before="0" w:after="0" w:line="240" w:lineRule="auto"/>
       </w:pPr>
       <w:rPr>
-        <w:rFonts w:asciiTheme="majorHAnsi" w:eastAsiaTheme="majorEastAsia" w:hAnsiTheme="majorHAnsi" w:cstheme="majorBidi"/>
+        <w:rFonts w:ascii="Arial" w:hAnsi="Arial" w:cs="Arial" w:eastAsia="Arial"/>
         <w:b/>
         <w:bCs/>
       </w:rPr>
@@ -4127,7 +4127,7 @@
         <w:spacing w:before="0" w:after="0" w:line="240" w:lineRule="auto"/>
       </w:pPr>
       <w:rPr>
-        <w:rFonts w:asciiTheme="majorHAnsi" w:eastAsiaTheme="majorEastAsia" w:hAnsiTheme="majorHAnsi" w:cstheme="majorBidi"/>
+        <w:rFonts w:ascii="Arial" w:hAnsi="Arial" w:cs="Arial" w:eastAsia="Arial"/>
         <w:b/>
         <w:bCs/>
       </w:rPr>
@@ -4145,14 +4145,14 @@
     </w:tblStylePr>
     <w:tblStylePr w:type="firstCol">
       <w:rPr>
-        <w:rFonts w:asciiTheme="majorHAnsi" w:eastAsiaTheme="majorEastAsia" w:hAnsiTheme="majorHAnsi" w:cstheme="majorBidi"/>
+        <w:rFonts w:ascii="Arial" w:hAnsi="Arial" w:cs="Arial" w:eastAsia="Arial"/>
         <w:b/>
         <w:bCs/>
       </w:rPr>
     </w:tblStylePr>
     <w:tblStylePr w:type="lastCol">
       <w:rPr>
-        <w:rFonts w:asciiTheme="majorHAnsi" w:eastAsiaTheme="majorEastAsia" w:hAnsiTheme="majorHAnsi" w:cstheme="majorBidi"/>
+        <w:rFonts w:ascii="Arial" w:hAnsi="Arial" w:cs="Arial" w:eastAsia="Arial"/>
         <w:b/>
         <w:bCs/>
       </w:rPr>
@@ -6017,7 +6017,7 @@
     </w:tblPr>
     <w:tblStylePr w:type="firstRow">
       <w:rPr>
-        <w:rFonts w:asciiTheme="majorHAnsi" w:eastAsiaTheme="majorEastAsia" w:hAnsiTheme="majorHAnsi" w:cstheme="majorBidi"/>
+        <w:rFonts w:ascii="Arial" w:hAnsi="Arial" w:cs="Arial" w:eastAsia="Arial"/>
       </w:rPr>
       <w:tblPr/>
       <w:tcPr>
@@ -6101,7 +6101,7 @@
     </w:tblPr>
     <w:tblStylePr w:type="firstRow">
       <w:rPr>
-        <w:rFonts w:asciiTheme="majorHAnsi" w:eastAsiaTheme="majorEastAsia" w:hAnsiTheme="majorHAnsi" w:cstheme="majorBidi"/>
+        <w:rFonts w:ascii="Arial" w:hAnsi="Arial" w:cs="Arial" w:eastAsia="Arial"/>
       </w:rPr>
       <w:tblPr/>
       <w:tcPr>
@@ -6185,7 +6185,7 @@
     </w:tblPr>
     <w:tblStylePr w:type="firstRow">
       <w:rPr>
-        <w:rFonts w:asciiTheme="majorHAnsi" w:eastAsiaTheme="majorEastAsia" w:hAnsiTheme="majorHAnsi" w:cstheme="majorBidi"/>
+        <w:rFonts w:ascii="Arial" w:hAnsi="Arial" w:cs="Arial" w:eastAsia="Arial"/>
       </w:rPr>
       <w:tblPr/>
       <w:tcPr>
@@ -6269,7 +6269,7 @@
     </w:tblPr>
     <w:tblStylePr w:type="firstRow">
       <w:rPr>
-        <w:rFonts w:asciiTheme="majorHAnsi" w:eastAsiaTheme="majorEastAsia" w:hAnsiTheme="majorHAnsi" w:cstheme="majorBidi"/>
+        <w:rFonts w:ascii="Arial" w:hAnsi="Arial" w:cs="Arial" w:eastAsia="Arial"/>
       </w:rPr>
       <w:tblPr/>
       <w:tcPr>
@@ -6353,7 +6353,7 @@
     </w:tblPr>
     <w:tblStylePr w:type="firstRow">
       <w:rPr>
-        <w:rFonts w:asciiTheme="majorHAnsi" w:eastAsiaTheme="majorEastAsia" w:hAnsiTheme="majorHAnsi" w:cstheme="majorBidi"/>
+        <w:rFonts w:ascii="Arial" w:hAnsi="Arial" w:cs="Arial" w:eastAsia="Arial"/>
       </w:rPr>
       <w:tblPr/>
       <w:tcPr>
@@ -6437,7 +6437,7 @@
     </w:tblPr>
     <w:tblStylePr w:type="firstRow">
       <w:rPr>
-        <w:rFonts w:asciiTheme="majorHAnsi" w:eastAsiaTheme="majorEastAsia" w:hAnsiTheme="majorHAnsi" w:cstheme="majorBidi"/>
+        <w:rFonts w:ascii="Arial" w:hAnsi="Arial" w:cs="Arial" w:eastAsia="Arial"/>
       </w:rPr>
       <w:tblPr/>
       <w:tcPr>
@@ -6521,7 +6521,7 @@
     </w:tblPr>
     <w:tblStylePr w:type="firstRow">
       <w:rPr>
-        <w:rFonts w:asciiTheme="majorHAnsi" w:eastAsiaTheme="majorEastAsia" w:hAnsiTheme="majorHAnsi" w:cstheme="majorBidi"/>
+        <w:rFonts w:ascii="Arial" w:hAnsi="Arial" w:cs="Arial" w:eastAsia="Arial"/>
       </w:rPr>
       <w:tblPr/>
       <w:tcPr>
@@ -6586,7 +6586,7 @@
       <w:spacing w:after="0" w:line="240" w:lineRule="auto"/>
     </w:pPr>
     <w:rPr>
-      <w:rFonts w:asciiTheme="majorHAnsi" w:eastAsiaTheme="majorEastAsia" w:hAnsiTheme="majorHAnsi" w:cstheme="majorBidi"/>
+      <w:rFonts w:ascii="Arial" w:hAnsi="Arial" w:cs="Arial" w:eastAsia="Arial"/>
       <w:color w:val="000000" w:themeColor="text1"/>
     </w:rPr>
     <w:tblPr>
@@ -6714,7 +6714,7 @@
       <w:spacing w:after="0" w:line="240" w:lineRule="auto"/>
     </w:pPr>
     <w:rPr>
-      <w:rFonts w:asciiTheme="majorHAnsi" w:eastAsiaTheme="majorEastAsia" w:hAnsiTheme="majorHAnsi" w:cstheme="majorBidi"/>
+      <w:rFonts w:ascii="Arial" w:hAnsi="Arial" w:cs="Arial" w:eastAsia="Arial"/>
       <w:color w:val="000000" w:themeColor="text1"/>
     </w:rPr>
     <w:tblPr>
@@ -6842,7 +6842,7 @@
       <w:spacing w:after="0" w:line="240" w:lineRule="auto"/>
     </w:pPr>
     <w:rPr>
-      <w:rFonts w:asciiTheme="majorHAnsi" w:eastAsiaTheme="majorEastAsia" w:hAnsiTheme="majorHAnsi" w:cstheme="majorBidi"/>
+      <w:rFonts w:ascii="Arial" w:hAnsi="Arial" w:cs="Arial" w:eastAsia="Arial"/>
       <w:color w:val="000000" w:themeColor="text1"/>
     </w:rPr>
     <w:tblPr>
@@ -6970,7 +6970,7 @@
       <w:spacing w:after="0" w:line="240" w:lineRule="auto"/>
     </w:pPr>
     <w:rPr>
-      <w:rFonts w:asciiTheme="majorHAnsi" w:eastAsiaTheme="majorEastAsia" w:hAnsiTheme="majorHAnsi" w:cstheme="majorBidi"/>
+      <w:rFonts w:ascii="Arial" w:hAnsi="Arial" w:cs="Arial" w:eastAsia="Arial"/>
       <w:color w:val="000000" w:themeColor="text1"/>
     </w:rPr>
     <w:tblPr>
@@ -7098,7 +7098,7 @@
       <w:spacing w:after="0" w:line="240" w:lineRule="auto"/>
     </w:pPr>
     <w:rPr>
-      <w:rFonts w:asciiTheme="majorHAnsi" w:eastAsiaTheme="majorEastAsia" w:hAnsiTheme="majorHAnsi" w:cstheme="majorBidi"/>
+      <w:rFonts w:ascii="Arial" w:hAnsi="Arial" w:cs="Arial" w:eastAsia="Arial"/>
       <w:color w:val="000000" w:themeColor="text1"/>
     </w:rPr>
     <w:tblPr>
@@ -7226,7 +7226,7 @@
       <w:spacing w:after="0" w:line="240" w:lineRule="auto"/>
     </w:pPr>
     <w:rPr>
-      <w:rFonts w:asciiTheme="majorHAnsi" w:eastAsiaTheme="majorEastAsia" w:hAnsiTheme="majorHAnsi" w:cstheme="majorBidi"/>
+      <w:rFonts w:ascii="Arial" w:hAnsi="Arial" w:cs="Arial" w:eastAsia="Arial"/>
       <w:color w:val="000000" w:themeColor="text1"/>
     </w:rPr>
     <w:tblPr>
@@ -7354,7 +7354,7 @@
       <w:spacing w:after="0" w:line="240" w:lineRule="auto"/>
     </w:pPr>
     <w:rPr>
-      <w:rFonts w:asciiTheme="majorHAnsi" w:eastAsiaTheme="majorEastAsia" w:hAnsiTheme="majorHAnsi" w:cstheme="majorBidi"/>
+      <w:rFonts w:ascii="Arial" w:hAnsi="Arial" w:cs="Arial" w:eastAsia="Arial"/>
       <w:color w:val="000000" w:themeColor="text1"/>
     </w:rPr>
     <w:tblPr>
@@ -7993,7 +7993,7 @@
       <w:spacing w:after="0" w:line="240" w:lineRule="auto"/>
     </w:pPr>
     <w:rPr>
-      <w:rFonts w:asciiTheme="majorHAnsi" w:eastAsiaTheme="majorEastAsia" w:hAnsiTheme="majorHAnsi" w:cstheme="majorBidi"/>
+      <w:rFonts w:ascii="Arial" w:hAnsi="Arial" w:cs="Arial" w:eastAsia="Arial"/>
       <w:color w:val="000000" w:themeColor="text1"/>
     </w:rPr>
     <w:tblPr>
@@ -8118,7 +8118,7 @@
       <w:spacing w:after="0" w:line="240" w:lineRule="auto"/>
     </w:pPr>
     <w:rPr>
-      <w:rFonts w:asciiTheme="majorHAnsi" w:eastAsiaTheme="majorEastAsia" w:hAnsiTheme="majorHAnsi" w:cstheme="majorBidi"/>
+      <w:rFonts w:ascii="Arial" w:hAnsi="Arial" w:cs="Arial" w:eastAsia="Arial"/>
       <w:color w:val="000000" w:themeColor="text1"/>
     </w:rPr>
     <w:tblPr>
@@ -8243,7 +8243,7 @@
       <w:spacing w:after="0" w:line="240" w:lineRule="auto"/>
     </w:pPr>
     <w:rPr>
-      <w:rFonts w:asciiTheme="majorHAnsi" w:eastAsiaTheme="majorEastAsia" w:hAnsiTheme="majorHAnsi" w:cstheme="majorBidi"/>
+      <w:rFonts w:ascii="Arial" w:hAnsi="Arial" w:cs="Arial" w:eastAsia="Arial"/>
       <w:color w:val="000000" w:themeColor="text1"/>
     </w:rPr>
     <w:tblPr>
@@ -8368,7 +8368,7 @@
       <w:spacing w:after="0" w:line="240" w:lineRule="auto"/>
     </w:pPr>
     <w:rPr>
-      <w:rFonts w:asciiTheme="majorHAnsi" w:eastAsiaTheme="majorEastAsia" w:hAnsiTheme="majorHAnsi" w:cstheme="majorBidi"/>
+      <w:rFonts w:ascii="Arial" w:hAnsi="Arial" w:cs="Arial" w:eastAsia="Arial"/>
       <w:color w:val="000000" w:themeColor="text1"/>
     </w:rPr>
     <w:tblPr>
@@ -8493,7 +8493,7 @@
       <w:spacing w:after="0" w:line="240" w:lineRule="auto"/>
     </w:pPr>
     <w:rPr>
-      <w:rFonts w:asciiTheme="majorHAnsi" w:eastAsiaTheme="majorEastAsia" w:hAnsiTheme="majorHAnsi" w:cstheme="majorBidi"/>
+      <w:rFonts w:ascii="Arial" w:hAnsi="Arial" w:cs="Arial" w:eastAsia="Arial"/>
       <w:color w:val="000000" w:themeColor="text1"/>
     </w:rPr>
     <w:tblPr>
@@ -8618,7 +8618,7 @@
       <w:spacing w:after="0" w:line="240" w:lineRule="auto"/>
     </w:pPr>
     <w:rPr>
-      <w:rFonts w:asciiTheme="majorHAnsi" w:eastAsiaTheme="majorEastAsia" w:hAnsiTheme="majorHAnsi" w:cstheme="majorBidi"/>
+      <w:rFonts w:ascii="Arial" w:hAnsi="Arial" w:cs="Arial" w:eastAsia="Arial"/>
       <w:color w:val="000000" w:themeColor="text1"/>
     </w:rPr>
     <w:tblPr>
@@ -8743,7 +8743,7 @@
       <w:spacing w:after="0" w:line="240" w:lineRule="auto"/>
     </w:pPr>
     <w:rPr>
-      <w:rFonts w:asciiTheme="majorHAnsi" w:eastAsiaTheme="majorEastAsia" w:hAnsiTheme="majorHAnsi" w:cstheme="majorBidi"/>
+      <w:rFonts w:ascii="Arial" w:hAnsi="Arial" w:cs="Arial" w:eastAsia="Arial"/>
       <w:color w:val="000000" w:themeColor="text1"/>
     </w:rPr>
     <w:tblPr>
@@ -12658,7 +12658,7 @@
   <w:docDefaults>
     <w:rPrDefault>
       <w:rPr>
-        <w:rFonts w:asciiTheme="minorHAnsi" w:eastAsiaTheme="minorEastAsia" w:hAnsiTheme="minorHAnsi" w:cstheme="minorBidi"/>
+        <w:rFonts w:ascii="Arial" w:hAnsi="Arial" w:cs="Arial" w:eastAsia="Arial"/>
         <w:sz w:val="22"/>
         <w:szCs w:val="22"/>
         <w:lang w:val="en-US" w:eastAsia="en-US" w:bidi="ar-SA"/>
@@ -12829,7 +12829,7 @@
       <w:outlineLvl w:val="0"/>
     </w:pPr>
     <w:rPr>
-      <w:rFonts w:asciiTheme="majorHAnsi" w:eastAsiaTheme="majorEastAsia" w:hAnsiTheme="majorHAnsi" w:cstheme="majorBidi"/>
+      <w:rFonts w:ascii="Arial" w:hAnsi="Arial" w:cs="Arial" w:eastAsia="Arial"/>
       <w:b/>
       <w:bCs/>
       <w:color w:val="365F91" w:themeColor="accent1" w:themeShade="BF"/>
@@ -12853,7 +12853,7 @@
       <w:outlineLvl w:val="1"/>
     </w:pPr>
     <w:rPr>
-      <w:rFonts w:asciiTheme="majorHAnsi" w:eastAsiaTheme="majorEastAsia" w:hAnsiTheme="majorHAnsi" w:cstheme="majorBidi"/>
+      <w:rFonts w:ascii="Arial" w:hAnsi="Arial" w:cs="Arial" w:eastAsia="Arial"/>
       <w:b/>
       <w:bCs/>
       <w:color w:val="4F81BD" w:themeColor="accent1"/>
@@ -12877,7 +12877,7 @@
       <w:outlineLvl w:val="2"/>
     </w:pPr>
     <w:rPr>
-      <w:rFonts w:asciiTheme="majorHAnsi" w:eastAsiaTheme="majorEastAsia" w:hAnsiTheme="majorHAnsi" w:cstheme="majorBidi"/>
+      <w:rFonts w:ascii="Arial" w:hAnsi="Arial" w:cs="Arial" w:eastAsia="Arial"/>
       <w:b/>
       <w:bCs/>
       <w:color w:val="4F81BD" w:themeColor="accent1"/>
@@ -12900,7 +12900,7 @@
       <w:outlineLvl w:val="3"/>
     </w:pPr>
     <w:rPr>
-      <w:rFonts w:asciiTheme="majorHAnsi" w:eastAsiaTheme="majorEastAsia" w:hAnsiTheme="majorHAnsi" w:cstheme="majorBidi"/>
+      <w:rFonts w:ascii="Arial" w:hAnsi="Arial" w:cs="Arial" w:eastAsia="Arial"/>
       <w:b/>
       <w:bCs/>
       <w:i/>
@@ -12925,7 +12925,7 @@
       <w:outlineLvl w:val="4"/>
     </w:pPr>
     <w:rPr>
-      <w:rFonts w:asciiTheme="majorHAnsi" w:eastAsiaTheme="majorEastAsia" w:hAnsiTheme="majorHAnsi" w:cstheme="majorBidi"/>
+      <w:rFonts w:ascii="Arial" w:hAnsi="Arial" w:cs="Arial" w:eastAsia="Arial"/>
       <w:color w:val="243F60" w:themeColor="accent1" w:themeShade="7F"/>
     </w:rPr>
   </w:style>
@@ -12946,7 +12946,7 @@
       <w:outlineLvl w:val="5"/>
     </w:pPr>
     <w:rPr>
-      <w:rFonts w:asciiTheme="majorHAnsi" w:eastAsiaTheme="majorEastAsia" w:hAnsiTheme="majorHAnsi" w:cstheme="majorBidi"/>
+      <w:rFonts w:ascii="Arial" w:hAnsi="Arial" w:cs="Arial" w:eastAsia="Arial"/>
       <w:i/>
       <w:iCs/>
       <w:color w:val="243F60" w:themeColor="accent1" w:themeShade="7F"/>
@@ -12969,7 +12969,7 @@
       <w:outlineLvl w:val="6"/>
     </w:pPr>
     <w:rPr>
-      <w:rFonts w:asciiTheme="majorHAnsi" w:eastAsiaTheme="majorEastAsia" w:hAnsiTheme="majorHAnsi" w:cstheme="majorBidi"/>
+      <w:rFonts w:ascii="Arial" w:hAnsi="Arial" w:cs="Arial" w:eastAsia="Arial"/>
       <w:i/>
       <w:iCs/>
       <w:color w:val="404040" w:themeColor="text1" w:themeTint="BF"/>
@@ -12992,7 +12992,7 @@
       <w:outlineLvl w:val="7"/>
     </w:pPr>
     <w:rPr>
-      <w:rFonts w:asciiTheme="majorHAnsi" w:eastAsiaTheme="majorEastAsia" w:hAnsiTheme="majorHAnsi" w:cstheme="majorBidi"/>
+      <w:rFonts w:ascii="Arial" w:hAnsi="Arial" w:cs="Arial" w:eastAsia="Arial"/>
       <w:color w:val="4F81BD" w:themeColor="accent1"/>
       <w:sz w:val="20"/>
       <w:szCs w:val="20"/>
@@ -13015,7 +13015,7 @@
       <w:outlineLvl w:val="8"/>
     </w:pPr>
     <w:rPr>
-      <w:rFonts w:asciiTheme="majorHAnsi" w:eastAsiaTheme="majorEastAsia" w:hAnsiTheme="majorHAnsi" w:cstheme="majorBidi"/>
+      <w:rFonts w:ascii="Arial" w:hAnsi="Arial" w:cs="Arial" w:eastAsia="Arial"/>
       <w:i/>
       <w:iCs/>
       <w:color w:val="404040" w:themeColor="text1" w:themeTint="BF"/>
@@ -13066,7 +13066,7 @@
     <w:uiPriority w:val="9"/>
     <w:rsid w:val="00FC693F"/>
     <w:rPr>
-      <w:rFonts w:asciiTheme="majorHAnsi" w:eastAsiaTheme="majorEastAsia" w:hAnsiTheme="majorHAnsi" w:cstheme="majorBidi"/>
+      <w:rFonts w:ascii="Arial" w:hAnsi="Arial" w:cs="Arial" w:eastAsia="Arial"/>
       <w:b/>
       <w:bCs/>
       <w:color w:val="365F91" w:themeColor="accent1" w:themeShade="BF"/>
@@ -13081,7 +13081,7 @@
     <w:uiPriority w:val="9"/>
     <w:rsid w:val="00FC693F"/>
     <w:rPr>
-      <w:rFonts w:asciiTheme="majorHAnsi" w:eastAsiaTheme="majorEastAsia" w:hAnsiTheme="majorHAnsi" w:cstheme="majorBidi"/>
+      <w:rFonts w:ascii="Arial" w:hAnsi="Arial" w:cs="Arial" w:eastAsia="Arial"/>
       <w:b/>
       <w:bCs/>
       <w:color w:val="4F81BD" w:themeColor="accent1"/>
@@ -13096,7 +13096,7 @@
     <w:uiPriority w:val="9"/>
     <w:rsid w:val="00FC693F"/>
     <w:rPr>
-      <w:rFonts w:asciiTheme="majorHAnsi" w:eastAsiaTheme="majorEastAsia" w:hAnsiTheme="majorHAnsi" w:cstheme="majorBidi"/>
+      <w:rFonts w:ascii="Arial" w:hAnsi="Arial" w:cs="Arial" w:eastAsia="Arial"/>
       <w:b/>
       <w:bCs/>
       <w:color w:val="4F81BD" w:themeColor="accent1"/>
@@ -13118,7 +13118,7 @@
       <w:contextualSpacing/>
     </w:pPr>
     <w:rPr>
-      <w:rFonts w:asciiTheme="majorHAnsi" w:eastAsiaTheme="majorEastAsia" w:hAnsiTheme="majorHAnsi" w:cstheme="majorBidi"/>
+      <w:rFonts w:ascii="Arial" w:hAnsi="Arial" w:cs="Arial" w:eastAsia="Arial"/>
       <w:color w:val="17365D" w:themeColor="text2" w:themeShade="BF"/>
       <w:spacing w:val="5"/>
       <w:kern w:val="28"/>
@@ -13133,7 +13133,7 @@
     <w:uiPriority w:val="10"/>
     <w:rsid w:val="00FC693F"/>
     <w:rPr>
-      <w:rFonts w:asciiTheme="majorHAnsi" w:eastAsiaTheme="majorEastAsia" w:hAnsiTheme="majorHAnsi" w:cstheme="majorBidi"/>
+      <w:rFonts w:ascii="Arial" w:hAnsi="Arial" w:cs="Arial" w:eastAsia="Arial"/>
       <w:color w:val="17365D" w:themeColor="text2" w:themeShade="BF"/>
       <w:spacing w:val="5"/>
       <w:kern w:val="28"/>
@@ -13155,7 +13155,7 @@
       </w:numPr>
     </w:pPr>
     <w:rPr>
-      <w:rFonts w:asciiTheme="majorHAnsi" w:eastAsiaTheme="majorEastAsia" w:hAnsiTheme="majorHAnsi" w:cstheme="majorBidi"/>
+      <w:rFonts w:ascii="Arial" w:hAnsi="Arial" w:cs="Arial" w:eastAsia="Arial"/>
       <w:i/>
       <w:iCs/>
       <w:color w:val="4F81BD" w:themeColor="accent1"/>
@@ -13171,7 +13171,7 @@
     <w:uiPriority w:val="11"/>
     <w:rsid w:val="00FC693F"/>
     <w:rPr>
-      <w:rFonts w:asciiTheme="majorHAnsi" w:eastAsiaTheme="majorEastAsia" w:hAnsiTheme="majorHAnsi" w:cstheme="majorBidi"/>
+      <w:rFonts w:ascii="Arial" w:hAnsi="Arial" w:cs="Arial" w:eastAsia="Arial"/>
       <w:i/>
       <w:iCs/>
       <w:color w:val="4F81BD" w:themeColor="accent1"/>
@@ -13418,7 +13418,7 @@
       </w:tabs>
     </w:pPr>
     <w:rPr>
-      <w:rFonts w:ascii="Courier" w:hAnsi="Courier"/>
+      <w:rFonts w:ascii="Arial" w:hAnsi="Arial" w:cs="Arial" w:eastAsia="Arial"/>
       <w:sz w:val="20"/>
       <w:szCs w:val="20"/>
     </w:rPr>
@@ -13430,7 +13430,7 @@
     <w:uiPriority w:val="99"/>
     <w:rsid w:val="0029639D"/>
     <w:rPr>
-      <w:rFonts w:ascii="Courier" w:hAnsi="Courier"/>
+      <w:rFonts w:ascii="Arial" w:hAnsi="Arial" w:cs="Arial" w:eastAsia="Arial"/>
       <w:sz w:val="20"/>
       <w:szCs w:val="20"/>
     </w:rPr>
@@ -13469,7 +13469,7 @@
     <w:semiHidden/>
     <w:rsid w:val="00FC693F"/>
     <w:rPr>
-      <w:rFonts w:asciiTheme="majorHAnsi" w:eastAsiaTheme="majorEastAsia" w:hAnsiTheme="majorHAnsi" w:cstheme="majorBidi"/>
+      <w:rFonts w:ascii="Arial" w:hAnsi="Arial" w:cs="Arial" w:eastAsia="Arial"/>
       <w:b/>
       <w:bCs/>
       <w:i/>
@@ -13485,7 +13485,7 @@
     <w:semiHidden/>
     <w:rsid w:val="00FC693F"/>
     <w:rPr>
-      <w:rFonts w:asciiTheme="majorHAnsi" w:eastAsiaTheme="majorEastAsia" w:hAnsiTheme="majorHAnsi" w:cstheme="majorBidi"/>
+      <w:rFonts w:ascii="Arial" w:hAnsi="Arial" w:cs="Arial" w:eastAsia="Arial"/>
       <w:color w:val="243F60" w:themeColor="accent1" w:themeShade="7F"/>
     </w:rPr>
   </w:style>
@@ -13497,7 +13497,7 @@
     <w:semiHidden/>
     <w:rsid w:val="00FC693F"/>
     <w:rPr>
-      <w:rFonts w:asciiTheme="majorHAnsi" w:eastAsiaTheme="majorEastAsia" w:hAnsiTheme="majorHAnsi" w:cstheme="majorBidi"/>
+      <w:rFonts w:ascii="Arial" w:hAnsi="Arial" w:cs="Arial" w:eastAsia="Arial"/>
       <w:i/>
       <w:iCs/>
       <w:color w:val="243F60" w:themeColor="accent1" w:themeShade="7F"/>
@@ -13511,7 +13511,7 @@
     <w:semiHidden/>
     <w:rsid w:val="00FC693F"/>
     <w:rPr>
-      <w:rFonts w:asciiTheme="majorHAnsi" w:eastAsiaTheme="majorEastAsia" w:hAnsiTheme="majorHAnsi" w:cstheme="majorBidi"/>
+      <w:rFonts w:ascii="Arial" w:hAnsi="Arial" w:cs="Arial" w:eastAsia="Arial"/>
       <w:i/>
       <w:iCs/>
       <w:color w:val="404040" w:themeColor="text1" w:themeTint="BF"/>
@@ -13525,7 +13525,7 @@
     <w:semiHidden/>
     <w:rsid w:val="00FC693F"/>
     <w:rPr>
-      <w:rFonts w:asciiTheme="majorHAnsi" w:eastAsiaTheme="majorEastAsia" w:hAnsiTheme="majorHAnsi" w:cstheme="majorBidi"/>
+      <w:rFonts w:ascii="Arial" w:hAnsi="Arial" w:cs="Arial" w:eastAsia="Arial"/>
       <w:color w:val="4F81BD" w:themeColor="accent1"/>
       <w:sz w:val="20"/>
       <w:szCs w:val="20"/>
@@ -13539,7 +13539,7 @@
     <w:semiHidden/>
     <w:rsid w:val="00FC693F"/>
     <w:rPr>
-      <w:rFonts w:asciiTheme="majorHAnsi" w:eastAsiaTheme="majorEastAsia" w:hAnsiTheme="majorHAnsi" w:cstheme="majorBidi"/>
+      <w:rFonts w:ascii="Arial" w:hAnsi="Arial" w:cs="Arial" w:eastAsia="Arial"/>
       <w:i/>
       <w:iCs/>
       <w:color w:val="404040" w:themeColor="text1" w:themeTint="BF"/>
@@ -15128,7 +15128,7 @@
         <w:spacing w:before="0" w:after="0" w:line="240" w:lineRule="auto"/>
       </w:pPr>
       <w:rPr>
-        <w:rFonts w:asciiTheme="majorHAnsi" w:eastAsiaTheme="majorEastAsia" w:hAnsiTheme="majorHAnsi" w:cstheme="majorBidi"/>
+        <w:rFonts w:ascii="Arial" w:hAnsi="Arial" w:cs="Arial" w:eastAsia="Arial"/>
         <w:b/>
         <w:bCs/>
       </w:rPr>
@@ -15149,7 +15149,7 @@
         <w:spacing w:before="0" w:after="0" w:line="240" w:lineRule="auto"/>
       </w:pPr>
       <w:rPr>
-        <w:rFonts w:asciiTheme="majorHAnsi" w:eastAsiaTheme="majorEastAsia" w:hAnsiTheme="majorHAnsi" w:cstheme="majorBidi"/>
+        <w:rFonts w:ascii="Arial" w:hAnsi="Arial" w:cs="Arial" w:eastAsia="Arial"/>
         <w:b/>
         <w:bCs/>
       </w:rPr>
@@ -15167,14 +15167,14 @@
     </w:tblStylePr>
     <w:tblStylePr w:type="firstCol">
       <w:rPr>
-        <w:rFonts w:asciiTheme="majorHAnsi" w:eastAsiaTheme="majorEastAsia" w:hAnsiTheme="majorHAnsi" w:cstheme="majorBidi"/>
+        <w:rFonts w:ascii="Arial" w:hAnsi="Arial" w:cs="Arial" w:eastAsia="Arial"/>
         <w:b/>
         <w:bCs/>
       </w:rPr>
     </w:tblStylePr>
     <w:tblStylePr w:type="lastCol">
       <w:rPr>
-        <w:rFonts w:asciiTheme="majorHAnsi" w:eastAsiaTheme="majorEastAsia" w:hAnsiTheme="majorHAnsi" w:cstheme="majorBidi"/>
+        <w:rFonts w:ascii="Arial" w:hAnsi="Arial" w:cs="Arial" w:eastAsia="Arial"/>
         <w:b/>
         <w:bCs/>
       </w:rPr>
@@ -15258,7 +15258,7 @@
         <w:spacing w:before="0" w:after="0" w:line="240" w:lineRule="auto"/>
       </w:pPr>
       <w:rPr>
-        <w:rFonts w:asciiTheme="majorHAnsi" w:eastAsiaTheme="majorEastAsia" w:hAnsiTheme="majorHAnsi" w:cstheme="majorBidi"/>
+        <w:rFonts w:ascii="Arial" w:hAnsi="Arial" w:cs="Arial" w:eastAsia="Arial"/>
         <w:b/>
         <w:bCs/>
       </w:rPr>
@@ -15279,7 +15279,7 @@
         <w:spacing w:before="0" w:after="0" w:line="240" w:lineRule="auto"/>
       </w:pPr>
       <w:rPr>
-        <w:rFonts w:asciiTheme="majorHAnsi" w:eastAsiaTheme="majorEastAsia" w:hAnsiTheme="majorHAnsi" w:cstheme="majorBidi"/>
+        <w:rFonts w:ascii="Arial" w:hAnsi="Arial" w:cs="Arial" w:eastAsia="Arial"/>
         <w:b/>
         <w:bCs/>
       </w:rPr>
@@ -15297,14 +15297,14 @@
     </w:tblStylePr>
     <w:tblStylePr w:type="firstCol">
       <w:rPr>
-        <w:rFonts w:asciiTheme="majorHAnsi" w:eastAsiaTheme="majorEastAsia" w:hAnsiTheme="majorHAnsi" w:cstheme="majorBidi"/>
+        <w:rFonts w:ascii="Arial" w:hAnsi="Arial" w:cs="Arial" w:eastAsia="Arial"/>
         <w:b/>
         <w:bCs/>
       </w:rPr>
     </w:tblStylePr>
     <w:tblStylePr w:type="lastCol">
       <w:rPr>
-        <w:rFonts w:asciiTheme="majorHAnsi" w:eastAsiaTheme="majorEastAsia" w:hAnsiTheme="majorHAnsi" w:cstheme="majorBidi"/>
+        <w:rFonts w:ascii="Arial" w:hAnsi="Arial" w:cs="Arial" w:eastAsia="Arial"/>
         <w:b/>
         <w:bCs/>
       </w:rPr>
@@ -15388,7 +15388,7 @@
         <w:spacing w:before="0" w:after="0" w:line="240" w:lineRule="auto"/>
       </w:pPr>
       <w:rPr>
-        <w:rFonts w:asciiTheme="majorHAnsi" w:eastAsiaTheme="majorEastAsia" w:hAnsiTheme="majorHAnsi" w:cstheme="majorBidi"/>
+        <w:rFonts w:ascii="Arial" w:hAnsi="Arial" w:cs="Arial" w:eastAsia="Arial"/>
         <w:b/>
         <w:bCs/>
       </w:rPr>
@@ -15409,7 +15409,7 @@
         <w:spacing w:before="0" w:after="0" w:line="240" w:lineRule="auto"/>
       </w:pPr>
       <w:rPr>
-        <w:rFonts w:asciiTheme="majorHAnsi" w:eastAsiaTheme="majorEastAsia" w:hAnsiTheme="majorHAnsi" w:cstheme="majorBidi"/>
+        <w:rFonts w:ascii="Arial" w:hAnsi="Arial" w:cs="Arial" w:eastAsia="Arial"/>
         <w:b/>
         <w:bCs/>
       </w:rPr>
@@ -15427,14 +15427,14 @@
     </w:tblStylePr>
     <w:tblStylePr w:type="firstCol">
       <w:rPr>
-        <w:rFonts w:asciiTheme="majorHAnsi" w:eastAsiaTheme="majorEastAsia" w:hAnsiTheme="majorHAnsi" w:cstheme="majorBidi"/>
+        <w:rFonts w:ascii="Arial" w:hAnsi="Arial" w:cs="Arial" w:eastAsia="Arial"/>
         <w:b/>
         <w:bCs/>
       </w:rPr>
     </w:tblStylePr>
     <w:tblStylePr w:type="lastCol">
       <w:rPr>
-        <w:rFonts w:asciiTheme="majorHAnsi" w:eastAsiaTheme="majorEastAsia" w:hAnsiTheme="majorHAnsi" w:cstheme="majorBidi"/>
+        <w:rFonts w:ascii="Arial" w:hAnsi="Arial" w:cs="Arial" w:eastAsia="Arial"/>
         <w:b/>
         <w:bCs/>
       </w:rPr>
@@ -15518,7 +15518,7 @@
         <w:spacing w:before="0" w:after="0" w:line="240" w:lineRule="auto"/>
       </w:pPr>
       <w:rPr>
-        <w:rFonts w:asciiTheme="majorHAnsi" w:eastAsiaTheme="majorEastAsia" w:hAnsiTheme="majorHAnsi" w:cstheme="majorBidi"/>
+        <w:rFonts w:ascii="Arial" w:hAnsi="Arial" w:cs="Arial" w:eastAsia="Arial"/>
         <w:b/>
         <w:bCs/>
       </w:rPr>
@@ -15539,7 +15539,7 @@
         <w:spacing w:before="0" w:after="0" w:line="240" w:lineRule="auto"/>
       </w:pPr>
       <w:rPr>
-        <w:rFonts w:asciiTheme="majorHAnsi" w:eastAsiaTheme="majorEastAsia" w:hAnsiTheme="majorHAnsi" w:cstheme="majorBidi"/>
+        <w:rFonts w:ascii="Arial" w:hAnsi="Arial" w:cs="Arial" w:eastAsia="Arial"/>
         <w:b/>
         <w:bCs/>
       </w:rPr>
@@ -15557,14 +15557,14 @@
     </w:tblStylePr>
     <w:tblStylePr w:type="firstCol">
       <w:rPr>
-        <w:rFonts w:asciiTheme="majorHAnsi" w:eastAsiaTheme="majorEastAsia" w:hAnsiTheme="majorHAnsi" w:cstheme="majorBidi"/>
+        <w:rFonts w:ascii="Arial" w:hAnsi="Arial" w:cs="Arial" w:eastAsia="Arial"/>
         <w:b/>
         <w:bCs/>
       </w:rPr>
     </w:tblStylePr>
     <w:tblStylePr w:type="lastCol">
       <w:rPr>
-        <w:rFonts w:asciiTheme="majorHAnsi" w:eastAsiaTheme="majorEastAsia" w:hAnsiTheme="majorHAnsi" w:cstheme="majorBidi"/>
+        <w:rFonts w:ascii="Arial" w:hAnsi="Arial" w:cs="Arial" w:eastAsia="Arial"/>
         <w:b/>
         <w:bCs/>
       </w:rPr>
@@ -15648,7 +15648,7 @@
         <w:spacing w:before="0" w:after="0" w:line="240" w:lineRule="auto"/>
       </w:pPr>
       <w:rPr>
-        <w:rFonts w:asciiTheme="majorHAnsi" w:eastAsiaTheme="majorEastAsia" w:hAnsiTheme="majorHAnsi" w:cstheme="majorBidi"/>
+        <w:rFonts w:ascii="Arial" w:hAnsi="Arial" w:cs="Arial" w:eastAsia="Arial"/>
         <w:b/>
         <w:bCs/>
       </w:rPr>
@@ -15669,7 +15669,7 @@
         <w:spacing w:before="0" w:after="0" w:line="240" w:lineRule="auto"/>
       </w:pPr>
       <w:rPr>
-        <w:rFonts w:asciiTheme="majorHAnsi" w:eastAsiaTheme="majorEastAsia" w:hAnsiTheme="majorHAnsi" w:cstheme="majorBidi"/>
+        <w:rFonts w:ascii="Arial" w:hAnsi="Arial" w:cs="Arial" w:eastAsia="Arial"/>
         <w:b/>
         <w:bCs/>
       </w:rPr>
@@ -15687,14 +15687,14 @@
     </w:tblStylePr>
     <w:tblStylePr w:type="firstCol">
       <w:rPr>
-        <w:rFonts w:asciiTheme="majorHAnsi" w:eastAsiaTheme="majorEastAsia" w:hAnsiTheme="majorHAnsi" w:cstheme="majorBidi"/>
+        <w:rFonts w:ascii="Arial" w:hAnsi="Arial" w:cs="Arial" w:eastAsia="Arial"/>
         <w:b/>
         <w:bCs/>
       </w:rPr>
     </w:tblStylePr>
     <w:tblStylePr w:type="lastCol">
       <w:rPr>
-        <w:rFonts w:asciiTheme="majorHAnsi" w:eastAsiaTheme="majorEastAsia" w:hAnsiTheme="majorHAnsi" w:cstheme="majorBidi"/>
+        <w:rFonts w:ascii="Arial" w:hAnsi="Arial" w:cs="Arial" w:eastAsia="Arial"/>
         <w:b/>
         <w:bCs/>
       </w:rPr>
@@ -15778,7 +15778,7 @@
         <w:spacing w:before="0" w:after="0" w:line="240" w:lineRule="auto"/>
       </w:pPr>
       <w:rPr>
-        <w:rFonts w:asciiTheme="majorHAnsi" w:eastAsiaTheme="majorEastAsia" w:hAnsiTheme="majorHAnsi" w:cstheme="majorBidi"/>
+        <w:rFonts w:ascii="Arial" w:hAnsi="Arial" w:cs="Arial" w:eastAsia="Arial"/>
         <w:b/>
         <w:bCs/>
       </w:rPr>
@@ -15799,7 +15799,7 @@
         <w:spacing w:before="0" w:after="0" w:line="240" w:lineRule="auto"/>
       </w:pPr>
       <w:rPr>
-        <w:rFonts w:asciiTheme="majorHAnsi" w:eastAsiaTheme="majorEastAsia" w:hAnsiTheme="majorHAnsi" w:cstheme="majorBidi"/>
+        <w:rFonts w:ascii="Arial" w:hAnsi="Arial" w:cs="Arial" w:eastAsia="Arial"/>
         <w:b/>
         <w:bCs/>
       </w:rPr>
@@ -15817,14 +15817,14 @@
     </w:tblStylePr>
     <w:tblStylePr w:type="firstCol">
       <w:rPr>
-        <w:rFonts w:asciiTheme="majorHAnsi" w:eastAsiaTheme="majorEastAsia" w:hAnsiTheme="majorHAnsi" w:cstheme="majorBidi"/>
+        <w:rFonts w:ascii="Arial" w:hAnsi="Arial" w:cs="Arial" w:eastAsia="Arial"/>
         <w:b/>
         <w:bCs/>
       </w:rPr>
     </w:tblStylePr>
     <w:tblStylePr w:type="lastCol">
       <w:rPr>
-        <w:rFonts w:asciiTheme="majorHAnsi" w:eastAsiaTheme="majorEastAsia" w:hAnsiTheme="majorHAnsi" w:cstheme="majorBidi"/>
+        <w:rFonts w:ascii="Arial" w:hAnsi="Arial" w:cs="Arial" w:eastAsia="Arial"/>
         <w:b/>
         <w:bCs/>
       </w:rPr>
@@ -15908,7 +15908,7 @@
         <w:spacing w:before="0" w:after="0" w:line="240" w:lineRule="auto"/>
       </w:pPr>
       <w:rPr>
-        <w:rFonts w:asciiTheme="majorHAnsi" w:eastAsiaTheme="majorEastAsia" w:hAnsiTheme="majorHAnsi" w:cstheme="majorBidi"/>
+        <w:rFonts w:ascii="Arial" w:hAnsi="Arial" w:cs="Arial" w:eastAsia="Arial"/>
         <w:b/>
         <w:bCs/>
       </w:rPr>
@@ -15929,7 +15929,7 @@
         <w:spacing w:before="0" w:after="0" w:line="240" w:lineRule="auto"/>
       </w:pPr>
       <w:rPr>
-        <w:rFonts w:asciiTheme="majorHAnsi" w:eastAsiaTheme="majorEastAsia" w:hAnsiTheme="majorHAnsi" w:cstheme="majorBidi"/>
+        <w:rFonts w:ascii="Arial" w:hAnsi="Arial" w:cs="Arial" w:eastAsia="Arial"/>
         <w:b/>
         <w:bCs/>
       </w:rPr>
@@ -15947,14 +15947,14 @@
     </w:tblStylePr>
     <w:tblStylePr w:type="firstCol">
       <w:rPr>
-        <w:rFonts w:asciiTheme="majorHAnsi" w:eastAsiaTheme="majorEastAsia" w:hAnsiTheme="majorHAnsi" w:cstheme="majorBidi"/>
+        <w:rFonts w:ascii="Arial" w:hAnsi="Arial" w:cs="Arial" w:eastAsia="Arial"/>
         <w:b/>
         <w:bCs/>
       </w:rPr>
     </w:tblStylePr>
     <w:tblStylePr w:type="lastCol">
       <w:rPr>
-        <w:rFonts w:asciiTheme="majorHAnsi" w:eastAsiaTheme="majorEastAsia" w:hAnsiTheme="majorHAnsi" w:cstheme="majorBidi"/>
+        <w:rFonts w:ascii="Arial" w:hAnsi="Arial" w:cs="Arial" w:eastAsia="Arial"/>
         <w:b/>
         <w:bCs/>
       </w:rPr>
@@ -17819,7 +17819,7 @@
     </w:tblPr>
     <w:tblStylePr w:type="firstRow">
       <w:rPr>
-        <w:rFonts w:asciiTheme="majorHAnsi" w:eastAsiaTheme="majorEastAsia" w:hAnsiTheme="majorHAnsi" w:cstheme="majorBidi"/>
+        <w:rFonts w:ascii="Arial" w:hAnsi="Arial" w:cs="Arial" w:eastAsia="Arial"/>
       </w:rPr>
       <w:tblPr/>
       <w:tcPr>
@@ -17903,7 +17903,7 @@
     </w:tblPr>
     <w:tblStylePr w:type="firstRow">
       <w:rPr>
-        <w:rFonts w:asciiTheme="majorHAnsi" w:eastAsiaTheme="majorEastAsia" w:hAnsiTheme="majorHAnsi" w:cstheme="majorBidi"/>
+        <w:rFonts w:ascii="Arial" w:hAnsi="Arial" w:cs="Arial" w:eastAsia="Arial"/>
       </w:rPr>
       <w:tblPr/>
       <w:tcPr>
@@ -17987,7 +17987,7 @@
     </w:tblPr>
     <w:tblStylePr w:type="firstRow">
       <w:rPr>
-        <w:rFonts w:asciiTheme="majorHAnsi" w:eastAsiaTheme="majorEastAsia" w:hAnsiTheme="majorHAnsi" w:cstheme="majorBidi"/>
+        <w:rFonts w:ascii="Arial" w:hAnsi="Arial" w:cs="Arial" w:eastAsia="Arial"/>
       </w:rPr>
       <w:tblPr/>
       <w:tcPr>
@@ -18071,7 +18071,7 @@
     </w:tblPr>
     <w:tblStylePr w:type="firstRow">
       <w:rPr>
-        <w:rFonts w:asciiTheme="majorHAnsi" w:eastAsiaTheme="majorEastAsia" w:hAnsiTheme="majorHAnsi" w:cstheme="majorBidi"/>
+        <w:rFonts w:ascii="Arial" w:hAnsi="Arial" w:cs="Arial" w:eastAsia="Arial"/>
       </w:rPr>
       <w:tblPr/>
       <w:tcPr>
@@ -18155,7 +18155,7 @@
     </w:tblPr>
     <w:tblStylePr w:type="firstRow">
       <w:rPr>
-        <w:rFonts w:asciiTheme="majorHAnsi" w:eastAsiaTheme="majorEastAsia" w:hAnsiTheme="majorHAnsi" w:cstheme="majorBidi"/>
+        <w:rFonts w:ascii="Arial" w:hAnsi="Arial" w:cs="Arial" w:eastAsia="Arial"/>
       </w:rPr>
       <w:tblPr/>
       <w:tcPr>
@@ -18239,7 +18239,7 @@
     </w:tblPr>
     <w:tblStylePr w:type="firstRow">
       <w:rPr>
-        <w:rFonts w:asciiTheme="majorHAnsi" w:eastAsiaTheme="majorEastAsia" w:hAnsiTheme="majorHAnsi" w:cstheme="majorBidi"/>
+        <w:rFonts w:ascii="Arial" w:hAnsi="Arial" w:cs="Arial" w:eastAsia="Arial"/>
       </w:rPr>
       <w:tblPr/>
       <w:tcPr>
@@ -18323,7 +18323,7 @@
     </w:tblPr>
     <w:tblStylePr w:type="firstRow">
       <w:rPr>
-        <w:rFonts w:asciiTheme="majorHAnsi" w:eastAsiaTheme="majorEastAsia" w:hAnsiTheme="majorHAnsi" w:cstheme="majorBidi"/>
+        <w:rFonts w:ascii="Arial" w:hAnsi="Arial" w:cs="Arial" w:eastAsia="Arial"/>
       </w:rPr>
       <w:tblPr/>
       <w:tcPr>
@@ -18388,7 +18388,7 @@
       <w:spacing w:after="0" w:line="240" w:lineRule="auto"/>
     </w:pPr>
     <w:rPr>
-      <w:rFonts w:asciiTheme="majorHAnsi" w:eastAsiaTheme="majorEastAsia" w:hAnsiTheme="majorHAnsi" w:cstheme="majorBidi"/>
+      <w:rFonts w:ascii="Arial" w:hAnsi="Arial" w:cs="Arial" w:eastAsia="Arial"/>
       <w:color w:val="000000" w:themeColor="text1"/>
     </w:rPr>
     <w:tblPr>
@@ -18516,7 +18516,7 @@
       <w:spacing w:after="0" w:line="240" w:lineRule="auto"/>
     </w:pPr>
     <w:rPr>
-      <w:rFonts w:asciiTheme="majorHAnsi" w:eastAsiaTheme="majorEastAsia" w:hAnsiTheme="majorHAnsi" w:cstheme="majorBidi"/>
+      <w:rFonts w:ascii="Arial" w:hAnsi="Arial" w:cs="Arial" w:eastAsia="Arial"/>
       <w:color w:val="000000" w:themeColor="text1"/>
     </w:rPr>
     <w:tblPr>
@@ -18644,7 +18644,7 @@
       <w:spacing w:after="0" w:line="240" w:lineRule="auto"/>
     </w:pPr>
     <w:rPr>
-      <w:rFonts w:asciiTheme="majorHAnsi" w:eastAsiaTheme="majorEastAsia" w:hAnsiTheme="majorHAnsi" w:cstheme="majorBidi"/>
+      <w:rFonts w:ascii="Arial" w:hAnsi="Arial" w:cs="Arial" w:eastAsia="Arial"/>
       <w:color w:val="000000" w:themeColor="text1"/>
     </w:rPr>
     <w:tblPr>
@@ -18772,7 +18772,7 @@
       <w:spacing w:after="0" w:line="240" w:lineRule="auto"/>
     </w:pPr>
     <w:rPr>
-      <w:rFonts w:asciiTheme="majorHAnsi" w:eastAsiaTheme="majorEastAsia" w:hAnsiTheme="majorHAnsi" w:cstheme="majorBidi"/>
+      <w:rFonts w:ascii="Arial" w:hAnsi="Arial" w:cs="Arial" w:eastAsia="Arial"/>
       <w:color w:val="000000" w:themeColor="text1"/>
     </w:rPr>
     <w:tblPr>
@@ -18900,7 +18900,7 @@
       <w:spacing w:after="0" w:line="240" w:lineRule="auto"/>
     </w:pPr>
     <w:rPr>
-      <w:rFonts w:asciiTheme="majorHAnsi" w:eastAsiaTheme="majorEastAsia" w:hAnsiTheme="majorHAnsi" w:cstheme="majorBidi"/>
+      <w:rFonts w:ascii="Arial" w:hAnsi="Arial" w:cs="Arial" w:eastAsia="Arial"/>
       <w:color w:val="000000" w:themeColor="text1"/>
     </w:rPr>
     <w:tblPr>
@@ -19028,7 +19028,7 @@
       <w:spacing w:after="0" w:line="240" w:lineRule="auto"/>
     </w:pPr>
     <w:rPr>
-      <w:rFonts w:asciiTheme="majorHAnsi" w:eastAsiaTheme="majorEastAsia" w:hAnsiTheme="majorHAnsi" w:cstheme="majorBidi"/>
+      <w:rFonts w:ascii="Arial" w:hAnsi="Arial" w:cs="Arial" w:eastAsia="Arial"/>
       <w:color w:val="000000" w:themeColor="text1"/>
     </w:rPr>
     <w:tblPr>
@@ -19156,7 +19156,7 @@
       <w:spacing w:after="0" w:line="240" w:lineRule="auto"/>
     </w:pPr>
     <w:rPr>
-      <w:rFonts w:asciiTheme="majorHAnsi" w:eastAsiaTheme="majorEastAsia" w:hAnsiTheme="majorHAnsi" w:cstheme="majorBidi"/>
+      <w:rFonts w:ascii="Arial" w:hAnsi="Arial" w:cs="Arial" w:eastAsia="Arial"/>
       <w:color w:val="000000" w:themeColor="text1"/>
     </w:rPr>
     <w:tblPr>
@@ -19795,7 +19795,7 @@
       <w:spacing w:after="0" w:line="240" w:lineRule="auto"/>
     </w:pPr>
     <w:rPr>
-      <w:rFonts w:asciiTheme="majorHAnsi" w:eastAsiaTheme="majorEastAsia" w:hAnsiTheme="majorHAnsi" w:cstheme="majorBidi"/>
+      <w:rFonts w:ascii="Arial" w:hAnsi="Arial" w:cs="Arial" w:eastAsia="Arial"/>
       <w:color w:val="000000" w:themeColor="text1"/>
     </w:rPr>
     <w:tblPr>
@@ -19920,7 +19920,7 @@
       <w:spacing w:after="0" w:line="240" w:lineRule="auto"/>
     </w:pPr>
     <w:rPr>
-      <w:rFonts w:asciiTheme="majorHAnsi" w:eastAsiaTheme="majorEastAsia" w:hAnsiTheme="majorHAnsi" w:cstheme="majorBidi"/>
+      <w:rFonts w:ascii="Arial" w:hAnsi="Arial" w:cs="Arial" w:eastAsia="Arial"/>
       <w:color w:val="000000" w:themeColor="text1"/>
     </w:rPr>
     <w:tblPr>
@@ -20045,7 +20045,7 @@
       <w:spacing w:after="0" w:line="240" w:lineRule="auto"/>
     </w:pPr>
     <w:rPr>
-      <w:rFonts w:asciiTheme="majorHAnsi" w:eastAsiaTheme="majorEastAsia" w:hAnsiTheme="majorHAnsi" w:cstheme="majorBidi"/>
+      <w:rFonts w:ascii="Arial" w:hAnsi="Arial" w:cs="Arial" w:eastAsia="Arial"/>
       <w:color w:val="000000" w:themeColor="text1"/>
     </w:rPr>
     <w:tblPr>
@@ -20170,7 +20170,7 @@
       <w:spacing w:after="0" w:line="240" w:lineRule="auto"/>
     </w:pPr>
     <w:rPr>
-      <w:rFonts w:asciiTheme="majorHAnsi" w:eastAsiaTheme="majorEastAsia" w:hAnsiTheme="majorHAnsi" w:cstheme="majorBidi"/>
+      <w:rFonts w:ascii="Arial" w:hAnsi="Arial" w:cs="Arial" w:eastAsia="Arial"/>
       <w:color w:val="000000" w:themeColor="text1"/>
     </w:rPr>
     <w:tblPr>
@@ -20295,7 +20295,7 @@
       <w:spacing w:after="0" w:line="240" w:lineRule="auto"/>
     </w:pPr>
     <w:rPr>
-      <w:rFonts w:asciiTheme="majorHAnsi" w:eastAsiaTheme="majorEastAsia" w:hAnsiTheme="majorHAnsi" w:cstheme="majorBidi"/>
+      <w:rFonts w:ascii="Arial" w:hAnsi="Arial" w:cs="Arial" w:eastAsia="Arial"/>
       <w:color w:val="000000" w:themeColor="text1"/>
     </w:rPr>
     <w:tblPr>
@@ -20420,7 +20420,7 @@
       <w:spacing w:after="0" w:line="240" w:lineRule="auto"/>
     </w:pPr>
     <w:rPr>
-      <w:rFonts w:asciiTheme="majorHAnsi" w:eastAsiaTheme="majorEastAsia" w:hAnsiTheme="majorHAnsi" w:cstheme="majorBidi"/>
+      <w:rFonts w:ascii="Arial" w:hAnsi="Arial" w:cs="Arial" w:eastAsia="Arial"/>
       <w:color w:val="000000" w:themeColor="text1"/>
     </w:rPr>
     <w:tblPr>
@@ -20545,7 +20545,7 @@
       <w:spacing w:after="0" w:line="240" w:lineRule="auto"/>
     </w:pPr>
     <w:rPr>
-      <w:rFonts w:asciiTheme="majorHAnsi" w:eastAsiaTheme="majorEastAsia" w:hAnsiTheme="majorHAnsi" w:cstheme="majorBidi"/>
+      <w:rFonts w:ascii="Arial" w:hAnsi="Arial" w:cs="Arial" w:eastAsia="Arial"/>
       <w:color w:val="000000" w:themeColor="text1"/>
     </w:rPr>
     <w:tblPr>
@@ -24498,7 +24498,7 @@
     </a:clrScheme>
     <a:fontScheme name="Office">
       <a:majorFont>
-        <a:latin typeface="Calibri"/>
+        <a:latin typeface="Arial"/>
         <a:ea typeface=""/>
         <a:cs typeface=""/>
         <a:font script="Jpan" typeface="ＭＳ ゴシック"/>
@@ -24533,7 +24533,7 @@
         <a:font script="Geor" typeface="Sylfaen"/>
       </a:majorFont>
       <a:minorFont>
-        <a:latin typeface="Cambria"/>
+        <a:latin typeface="Arial"/>
         <a:ea typeface=""/>
         <a:cs typeface=""/>
         <a:font script="Jpan" typeface="ＭＳ 明朝"/>

--- a/assets/worksheets/electromagnetic-spectrum/worksheet.docx
+++ b/assets/worksheets/electromagnetic-spectrum/worksheet.docx
@@ -566,15 +566,39 @@
     <w:pPr>
       <w:pStyle w:val="Header"/>
       <w:tabs>
-        <w:tab w:pos="10080" w:val="right"/>
+        <w:tab w:val="clear" w:pos="576"/>
+        <w:tab w:val="clear" w:pos="1152"/>
+        <w:tab w:val="clear" w:pos="1728"/>
+        <w:tab w:val="clear" w:pos="2304"/>
+        <w:tab w:val="clear" w:pos="2880"/>
+        <w:tab w:val="clear" w:pos="3456"/>
+        <w:tab w:val="clear" w:pos="4032"/>
+        <w:tab w:pos="9820" w:val="right"/>
       </w:tabs>
+      <w:spacing w:before="0" w:after="0" w:lineRule="exact" w:line="480"/>
+      <w:shd w:val="clear" w:fill="002855"/>
+      <w:pBdr>
+        <w:bottom w:val="single" w:sz="16" w:space="0" w:color="EEAA00"/>
+      </w:pBdr>
     </w:pPr>
     <w:r>
       <w:rPr>
-        <w:b/>
-        <w:color w:val="002855"/>
-      </w:rPr>
-      <w:t>WVU DSPIRA</w:t>
+        <w:rFonts w:ascii="Arial" w:hAnsi="Arial"/>
+        <w:b/>
+        <w:color w:val="FFFFFF"/>
+        <w:sz w:val="32"/>
+      </w:rPr>
+      <w:t xml:space="preserve">  WVU DSPIRA</w:t>
+    </w:r>
+    <w:r>
+      <w:rPr>
+        <w:rFonts w:ascii="Arial" w:hAnsi="Arial"/>
+        <w:b w:val="0"/>
+        <w:color w:val="FFFFFF"/>
+        <w:sz w:val="18"/>
+      </w:rPr>
+      <w:tab/>
+      <w:t>WEST VIRGINIA UNIVERSITY</w:t>
     </w:r>
   </w:p>
 </w:hdr>

--- a/assets/worksheets/electromagnetic-spectrum/worksheet.docx
+++ b/assets/worksheets/electromagnetic-spectrum/worksheet.docx
@@ -678,7 +678,7 @@
       </w:tabs>
     </w:pPr>
     <w:r>
-      <w:t>wvurail.org/dspira</w:t>
+      <w:t>rail.wvu.edu/dspira</w:t>
     </w:r>
     <w:r>
       <w:tab/>
